--- a/LocalLife-Agent-Design.docx
+++ b/LocalLife-Agent-Design.docx
@@ -4,801 +4,334 @@
   <w:body>
     <w:p>
       <w:pPr>
-        <w:pStyle w:val="Title"/>
+        <w:spacing w:after="30"/>
       </w:pPr>
       <w:r>
         <w:rPr>
-          <w:rFonts w:ascii="Noto Sans SC" w:hAnsi="Noto Sans SC" w:eastAsia="Noto Sans SC"/>
+          <w:rFonts w:ascii="Arial" w:hAnsi="Arial" w:eastAsia="Microsoft YaHei"/>
           <w:b/>
-          <w:color w:val="1F4E79"/>
-          <w:sz w:val="36"/>
+          <w:color w:val="0B2545"/>
+          <w:sz w:val="37"/>
         </w:rPr>
-        <w:t>LocalLife-Agent Design Description</w:t>
+        <w:t>LocalLife-Agent 设计文档</w:t>
       </w:r>
     </w:p>
     <w:p>
       <w:pPr>
-        <w:spacing w:after="90"/>
+        <w:spacing w:after="80"/>
       </w:pPr>
       <w:r>
         <w:rPr>
-          <w:rFonts w:ascii="Noto Sans SC" w:hAnsi="Noto Sans SC" w:eastAsia="Noto Sans SC"/>
-          <w:b w:val="0"/>
-          <w:color w:val="5B7083"/>
+          <w:rFonts w:ascii="Arial" w:hAnsi="Arial" w:eastAsia="Microsoft YaHei"/>
+          <w:color w:val="475467"/>
           <w:sz w:val="17"/>
         </w:rPr>
-        <w:t>Design note | Planning strategy, tool chain, exception handling</w:t>
+        <w:t>Hackathon 评审版 | WeekendPilot 本地生活规划到执行智能体</w:t>
       </w:r>
     </w:p>
     <w:p>
       <w:pPr>
         <w:pStyle w:val="Heading1"/>
-        <w:keepLines/>
       </w:pPr>
       <w:r>
-        <w:rPr>
-          <w:rFonts w:ascii="Noto Sans SC" w:hAnsi="Noto Sans SC" w:eastAsia="Noto Sans SC"/>
-          <w:b w:val="0"/>
-        </w:rPr>
-        <w:t>1. 设计目标与边界</w:t>
+        <w:t>1. 产品定位</w:t>
       </w:r>
     </w:p>
     <w:p>
       <w:pPr>
-        <w:keepLines/>
+        <w:spacing w:after="70"/>
       </w:pPr>
       <w:r>
         <w:rPr>
-          <w:rFonts w:ascii="Noto Sans SC" w:hAnsi="Noto Sans SC" w:eastAsia="Noto Sans SC"/>
-          <w:b w:val="0"/>
+          <w:rFonts w:ascii="Arial" w:hAnsi="Arial" w:eastAsia="Microsoft YaHei"/>
         </w:rPr>
-        <w:t>LocalLife-Agent（WeekendPilot）将用户的本地生活自然语言目标转成可查看、可确认、可执行的计划。当前实现同时追求三点：让 LLM 支撑开放域需求理解，让本地供给数据保证比赛演示稳定，让预约、领券、点单等有副作用动作保持可控。前端负责输入、状态流转和进度展示；FastAPI 后端负责工作流状态、LangGraph 编排、持久化和执行回执。</w:t>
+        <w:t>LocalLife-Agent（WeekendPilot）是一个面向本地生活场景的“规划到执行”智能体 Demo。它把用户一句自然语言目标，例如亲子半日游、雨天约会、朋友运动后聚餐，转成可解释的行程、可比较的备选方案、可审计的工具调用轨迹，以及需要用户确认后才执行的预约、领券、点单、发消息和日历动作。</w:t>
       </w:r>
     </w:p>
     <w:p>
       <w:pPr>
-        <w:keepLines/>
+        <w:spacing w:after="70"/>
       </w:pPr>
       <w:r>
         <w:rPr>
-          <w:rFonts w:ascii="Noto Sans SC" w:hAnsi="Noto Sans SC" w:eastAsia="Noto Sans SC"/>
-          <w:b w:val="0"/>
+          <w:rFonts w:ascii="Arial" w:hAnsi="Arial" w:eastAsia="Microsoft YaHei"/>
         </w:rPr>
-        <w:t>规划链路使用远程 OpenAI-compatible LLM 做意图解析与 Agent 推理；POI、天气、菜单、优惠券、路线矩阵和动作结果由本地适配器提供，以保证推荐和执行过程可重复。规划阶段不会直接执行预约、订座、领券、点单、消息、日历等动作，而是先沉淀为待确认 action。</w:t>
+        <w:t>系统的设计重点不是做一个静态推荐列表，而是展示一个完整的 agentic workflow：开放域需求理解、约束结构化、本地供给检索、多目标排序、可行性校验、异常恢复、人工确认、幂等执行和回执沉淀。为了保证黑客松现场稳定性，当前版本采用“远程 LLM + 本地可复现供给”的混合架构：LLM 负责理解和推理，本地 seed catalog 负责 POI、天气、菜单、优惠券、路线、可用性和执行回执模拟，不连接真实支付或生产预约系统。</w:t>
       </w:r>
     </w:p>
     <w:p>
       <w:pPr>
         <w:pStyle w:val="Heading1"/>
-        <w:keepLines/>
       </w:pPr>
       <w:r>
-        <w:rPr>
-          <w:rFonts w:ascii="Noto Sans SC" w:hAnsi="Noto Sans SC" w:eastAsia="Noto Sans SC"/>
-          <w:b w:val="0"/>
-        </w:rPr>
-        <w:t>2. Planning 策略</w:t>
+        <w:t>2. 系统架构</w:t>
       </w:r>
     </w:p>
     <w:p>
       <w:pPr>
-        <w:keepLines/>
+        <w:jc w:val="center"/>
       </w:pPr>
       <w:r>
-        <w:rPr>
-          <w:rFonts w:ascii="Noto Sans SC" w:hAnsi="Noto Sans SC" w:eastAsia="Noto Sans SC"/>
-          <w:b w:val="0"/>
-        </w:rPr>
-        <w:t>核心图由 backend/orchestrator/pipeline.py 定义，backend/services/workflow_service.py 负责运行、落库和对外返回。</w:t>
-      </w:r>
-    </w:p>
-    <w:tbl>
-      <w:tblPr>
-        <w:tblW w:type="auto" w:w="0"/>
-        <w:jc w:val="center"/>
-        <w:tblLook w:firstColumn="1" w:firstRow="1" w:lastColumn="0" w:lastRow="0" w:noHBand="0" w:noVBand="1" w:val="04A0"/>
-        <w:tblBorders>
-          <w:top w:val="single" w:sz="4" w:space="0" w:color="B9D2EA"/>
-          <w:left w:val="single" w:sz="4" w:space="0" w:color="B9D2EA"/>
-          <w:bottom w:val="single" w:sz="4" w:space="0" w:color="B9D2EA"/>
-          <w:right w:val="single" w:sz="4" w:space="0" w:color="B9D2EA"/>
-          <w:insideH w:val="single" w:sz="4" w:space="0" w:color="B9D2EA"/>
-          <w:insideV w:val="single" w:sz="4" w:space="0" w:color="B9D2EA"/>
-        </w:tblBorders>
-      </w:tblPr>
-      <w:tblGrid>
-        <w:gridCol w:w="10570"/>
-      </w:tblGrid>
-      <w:tr>
-        <w:tc>
-          <w:tcPr>
-            <w:tcW w:type="dxa" w:w="10570"/>
-            <w:shd w:fill="F4F8FC"/>
-            <w:tcMar>
-              <w:top w:w="62" w:type="dxa"/>
-              <w:start w:w="84" w:type="dxa"/>
-              <w:bottom w:w="62" w:type="dxa"/>
-              <w:end w:w="84" w:type="dxa"/>
-            </w:tcMar>
-          </w:tcPr>
-          <w:p>
-            <w:pPr>
-              <w:spacing w:after="0" w:line="235" w:lineRule="auto"/>
-            </w:pPr>
-            <w:r>
-              <w:t>parse_intent -&gt; context -&gt; parallel search -&gt; rank -&gt; itinerary -&gt; validate -&gt; confirm | validation issue -&gt; recovery -&gt; rank/build loop</w:t>
-            </w:r>
-          </w:p>
-        </w:tc>
-      </w:tr>
-    </w:tbl>
-    <w:p>
-      <w:pPr>
-        <w:pStyle w:val="ListBullet"/>
-        <w:keepLines/>
-        <w:spacing w:after="24"/>
-        <w:ind w:left="259" w:hanging="173"/>
-      </w:pPr>
-      <w:r>
-        <w:rPr>
-          <w:rFonts w:ascii="Noto Sans SC" w:hAnsi="Noto Sans SC" w:eastAsia="Noto Sans SC"/>
-          <w:b w:val="0"/>
-          <w:sz w:val="17"/>
-        </w:rPr>
-        <w:t>意图结构化。 parse_intent 将目标转成 ParsedConstraints，包含场景、起点、时间窗、同行人、偏好、硬约束和所需动作。必填信息不足时返回 needs_clarification；远程 LLM 未配置或意图解析失败时直接终止 run，避免伪造计划。</w:t>
+        <w:drawing>
+          <wp:inline xmlns:a="http://schemas.openxmlformats.org/drawingml/2006/main" xmlns:pic="http://schemas.openxmlformats.org/drawingml/2006/picture">
+            <wp:extent cx="5806440" cy="3354832"/>
+            <wp:docPr id="1" name="Picture 1"/>
+            <wp:cNvGraphicFramePr>
+              <a:graphicFrameLocks noChangeAspect="1"/>
+            </wp:cNvGraphicFramePr>
+            <a:graphic>
+              <a:graphicData uri="http://schemas.openxmlformats.org/drawingml/2006/picture">
+                <pic:pic>
+                  <pic:nvPicPr>
+                    <pic:cNvPr id="0" name="locallife-architecture.png"/>
+                    <pic:cNvPicPr/>
+                  </pic:nvPicPr>
+                  <pic:blipFill>
+                    <a:blip r:embed="rId10"/>
+                    <a:stretch>
+                      <a:fillRect/>
+                    </a:stretch>
+                  </pic:blipFill>
+                  <pic:spPr>
+                    <a:xfrm>
+                      <a:off x="0" y="0"/>
+                      <a:ext cx="5806440" cy="3354832"/>
+                    </a:xfrm>
+                    <a:prstGeom prst="rect"/>
+                  </pic:spPr>
+                </pic:pic>
+              </a:graphicData>
+            </a:graphic>
+          </wp:inline>
+        </w:drawing>
       </w:r>
     </w:p>
     <w:p>
       <w:pPr>
-        <w:pStyle w:val="ListBullet"/>
-        <w:keepLines/>
-        <w:spacing w:after="24"/>
-        <w:ind w:left="259" w:hanging="173"/>
+        <w:spacing w:after="70"/>
       </w:pPr>
       <w:r>
         <w:rPr>
-          <w:rFonts w:ascii="Noto Sans SC" w:hAnsi="Noto Sans SC" w:eastAsia="Noto Sans SC"/>
-          <w:b w:val="0"/>
-          <w:sz w:val="17"/>
+          <w:rFonts w:ascii="Arial" w:hAnsi="Arial" w:eastAsia="Microsoft YaHei"/>
         </w:rPr>
-        <w:t>上下文与检索。 build_context 补全天气和画像上下文；活动、餐厅、散步点由三个并行节点检索，再按标签、天气安全性、距离和偏好信号合并候选。</w:t>
+        <w:t>前端是 Next.js 15 + React 19 的单页工作台。`usePlanMachine` 管理 `idle -&gt; planning -&gt; clarifying/results -&gt; executing -&gt; completed` 的交互状态；结果页同时展示时间轴、路线、variants、候选证据、Trace 和 Action Ledger。后端是 FastAPI 服务，核心由 `WorkflowService` 统一管理 run/thread/plan/revision 生命周期、SSE 事件、SQLite 持久化、用户画像和 action ledger。</w:t>
       </w:r>
     </w:p>
     <w:p>
       <w:pPr>
-        <w:pStyle w:val="ListBullet"/>
-        <w:keepLines/>
-        <w:spacing w:after="24"/>
-        <w:ind w:left="259" w:hanging="173"/>
+        <w:spacing w:after="70"/>
       </w:pPr>
       <w:r>
         <w:rPr>
-          <w:rFonts w:ascii="Noto Sans SC" w:hAnsi="Noto Sans SC" w:eastAsia="Noto Sans SC"/>
-          <w:b w:val="0"/>
-          <w:sz w:val="17"/>
+          <w:rFonts w:ascii="Arial" w:hAnsi="Arial" w:eastAsia="Microsoft YaHei"/>
         </w:rPr>
-        <w:t>排序与排程。 RankerAgent 做多目标候选选择，可调用 POI 详情、可用性和比较工具；排序 Agent 失败时回退到确定性排序。随后 itinerary builder 选取头部候选，优化路线、生成时间轴、概览指标和 variants。</w:t>
-      </w:r>
-    </w:p>
-    <w:p>
-      <w:pPr>
-        <w:pStyle w:val="ListBullet"/>
-        <w:keepLines/>
-        <w:spacing w:after="24"/>
-        <w:ind w:left="259" w:hanging="173"/>
-      </w:pPr>
-      <w:r>
-        <w:rPr>
-          <w:rFonts w:ascii="Noto Sans SC" w:hAnsi="Noto Sans SC" w:eastAsia="Noto Sans SC"/>
-          <w:b w:val="0"/>
-          <w:sz w:val="17"/>
-        </w:rPr>
-        <w:t>校验与恢复。 ValidatorAgent 检查天气适配、营业时间、可订性和路线效率。阻塞问题进入 RecoveryAgent，只替换或调整冲突节点，再回到排序/构建链路。图内恢复次数有上限；服务层的业务校验仍会决定 revision 最终是 pending_approval、ready 还是 validation_failed。</w:t>
+        <w:t>主要接口围绕一次 graph run 组织：`POST /api/plans/runs` 创建规划任务，`GET /api/plans/runs/{run_id}/stream` 返回实时 `graph_update`，`GET /api/plans/{plan_id}` 读取最终快照，`POST /api/plans/{plan_id}/resume` 根据用户选择执行 pending actions。`/api/tool-schemas` 暴露工具清单，`/api/users/{user_id}/profile` 管理用户偏好，`/api/llm/status` 用于演示前健康检查。</w:t>
       </w:r>
     </w:p>
     <w:p>
       <w:pPr>
         <w:pStyle w:val="Heading1"/>
-        <w:keepLines/>
       </w:pPr>
       <w:r>
-        <w:rPr>
-          <w:rFonts w:ascii="Noto Sans SC" w:hAnsi="Noto Sans SC" w:eastAsia="Noto Sans SC"/>
-          <w:b w:val="0"/>
-        </w:rPr>
-        <w:t>3. 工具调用链路</w:t>
+        <w:t>3. 规划策略</w:t>
       </w:r>
     </w:p>
     <w:p>
       <w:pPr>
-        <w:keepLines/>
+        <w:spacing w:after="70"/>
       </w:pPr>
       <w:r>
         <w:rPr>
-          <w:rFonts w:ascii="Noto Sans SC" w:hAnsi="Noto Sans SC" w:eastAsia="Noto Sans SC"/>
-          <w:b w:val="0"/>
+          <w:rFonts w:ascii="Arial" w:hAnsi="Arial" w:eastAsia="Microsoft YaHei"/>
         </w:rPr>
-        <w:t>请求链路刻意拆成只读 planning 工具和需人工确认的 action 工具。</w:t>
+        <w:t>后端规划图由 `backend/orchestrator/pipeline.py` 定义：</w:t>
       </w:r>
     </w:p>
-    <w:tbl>
-      <w:tblPr>
-        <w:tblW w:type="auto" w:w="0"/>
-        <w:jc w:val="center"/>
-        <w:tblLayout w:type="fixed"/>
-        <w:tblLook w:firstColumn="1" w:firstRow="1" w:lastColumn="0" w:lastRow="0" w:noHBand="0" w:noVBand="1" w:val="04A0"/>
-        <w:tblBorders>
-          <w:top w:val="single" w:sz="4" w:space="0" w:color="D9E5F2"/>
-          <w:left w:val="single" w:sz="4" w:space="0" w:color="D9E5F2"/>
-          <w:bottom w:val="single" w:sz="4" w:space="0" w:color="D9E5F2"/>
-          <w:right w:val="single" w:sz="4" w:space="0" w:color="D9E5F2"/>
-          <w:insideH w:val="single" w:sz="4" w:space="0" w:color="D9E5F2"/>
-          <w:insideV w:val="single" w:sz="4" w:space="0" w:color="D9E5F2"/>
-        </w:tblBorders>
-      </w:tblPr>
-      <w:tblGrid>
-        <w:gridCol w:w="3523"/>
-        <w:gridCol w:w="3523"/>
-        <w:gridCol w:w="3523"/>
-      </w:tblGrid>
-      <w:tr>
-        <w:tc>
-          <w:tcPr>
-            <w:tcW w:type="dxa" w:w="1440"/>
-            <w:vAlign w:val="center"/>
-            <w:tcMar>
-              <w:top w:w="48" w:type="dxa"/>
-              <w:start w:w="66" w:type="dxa"/>
-              <w:bottom w:w="48" w:type="dxa"/>
-              <w:end w:w="66" w:type="dxa"/>
-            </w:tcMar>
-            <w:shd w:fill="EAF2FA"/>
-          </w:tcPr>
-          <w:p>
-            <w:pPr>
-              <w:spacing w:after="0" w:line="230" w:lineRule="auto"/>
-            </w:pPr>
-            <w:r>
-              <w:rPr>
-                <w:rFonts w:ascii="Noto Sans SC" w:hAnsi="Noto Sans SC" w:eastAsia="Noto Sans SC"/>
-                <w:b/>
-                <w:color w:val="1F4E79"/>
-                <w:sz w:val="15"/>
-              </w:rPr>
-              <w:t>阶段</w:t>
-            </w:r>
-          </w:p>
-        </w:tc>
-        <w:tc>
-          <w:tcPr>
-            <w:tcW w:type="dxa" w:w="4248"/>
-            <w:vAlign w:val="center"/>
-            <w:tcMar>
-              <w:top w:w="48" w:type="dxa"/>
-              <w:start w:w="66" w:type="dxa"/>
-              <w:bottom w:w="48" w:type="dxa"/>
-              <w:end w:w="66" w:type="dxa"/>
-            </w:tcMar>
-            <w:shd w:fill="EAF2FA"/>
-          </w:tcPr>
-          <w:p>
-            <w:pPr>
-              <w:spacing w:after="0" w:line="230" w:lineRule="auto"/>
-            </w:pPr>
-            <w:r>
-              <w:rPr>
-                <w:rFonts w:ascii="Noto Sans SC" w:hAnsi="Noto Sans SC" w:eastAsia="Noto Sans SC"/>
-                <w:b/>
-                <w:color w:val="1F4E79"/>
-                <w:sz w:val="15"/>
-              </w:rPr>
-              <w:t>调用路径</w:t>
-            </w:r>
-          </w:p>
-        </w:tc>
-        <w:tc>
-          <w:tcPr>
-            <w:tcW w:type="dxa" w:w="4104"/>
-            <w:vAlign w:val="center"/>
-            <w:tcMar>
-              <w:top w:w="48" w:type="dxa"/>
-              <w:start w:w="66" w:type="dxa"/>
-              <w:bottom w:w="48" w:type="dxa"/>
-              <w:end w:w="66" w:type="dxa"/>
-            </w:tcMar>
-            <w:shd w:fill="EAF2FA"/>
-          </w:tcPr>
-          <w:p>
-            <w:pPr>
-              <w:spacing w:after="0" w:line="230" w:lineRule="auto"/>
-            </w:pPr>
-            <w:r>
-              <w:rPr>
-                <w:rFonts w:ascii="Noto Sans SC" w:hAnsi="Noto Sans SC" w:eastAsia="Noto Sans SC"/>
-                <w:b/>
-                <w:color w:val="1F4E79"/>
-                <w:sz w:val="15"/>
-              </w:rPr>
-              <w:t>主要输出</w:t>
-            </w:r>
-          </w:p>
-        </w:tc>
-      </w:tr>
-      <w:tr>
-        <w:tc>
-          <w:tcPr>
-            <w:tcW w:type="dxa" w:w="3523"/>
-          </w:tcPr>
-          <w:p>
-            <w:pPr>
-              <w:spacing w:after="0" w:line="230" w:lineRule="auto"/>
-            </w:pPr>
-            <w:r>
-              <w:rPr>
-                <w:sz w:val="15"/>
-              </w:rPr>
-              <w:t>创建 run</w:t>
-            </w:r>
-          </w:p>
-        </w:tc>
-        <w:tc>
-          <w:tcPr>
-            <w:tcW w:type="dxa" w:w="3523"/>
-          </w:tcPr>
-          <w:p>
-            <w:pPr>
-              <w:spacing w:after="0" w:line="230" w:lineRule="auto"/>
-            </w:pPr>
-            <w:r>
-              <w:rPr>
-                <w:sz w:val="15"/>
-              </w:rPr>
-              <w:t>usePlanMachine -&gt; POST /api/plans/runs -&gt; WorkflowService.start_run_background</w:t>
-            </w:r>
-          </w:p>
-        </w:tc>
-        <w:tc>
-          <w:tcPr>
-            <w:tcW w:type="dxa" w:w="3523"/>
-          </w:tcPr>
-          <w:p>
-            <w:pPr>
-              <w:spacing w:after="0" w:line="230" w:lineRule="auto"/>
-            </w:pPr>
-            <w:r>
-              <w:rPr>
-                <w:sz w:val="15"/>
-              </w:rPr>
-              <w:t>创建 run_id、thread_id、plan_id，启动后台 graph worker。</w:t>
-            </w:r>
-          </w:p>
-        </w:tc>
-      </w:tr>
-      <w:tr>
-        <w:tc>
-          <w:tcPr>
-            <w:tcW w:type="dxa" w:w="3523"/>
-          </w:tcPr>
-          <w:p>
-            <w:pPr>
-              <w:spacing w:after="0" w:line="230" w:lineRule="auto"/>
-            </w:pPr>
-            <w:r>
-              <w:rPr>
-                <w:sz w:val="15"/>
-              </w:rPr>
-              <w:t>流式进度</w:t>
-            </w:r>
-          </w:p>
-        </w:tc>
-        <w:tc>
-          <w:tcPr>
-            <w:tcW w:type="dxa" w:w="3523"/>
-          </w:tcPr>
-          <w:p>
-            <w:pPr>
-              <w:spacing w:after="0" w:line="230" w:lineRule="auto"/>
-            </w:pPr>
-            <w:r>
-              <w:rPr>
-                <w:sz w:val="15"/>
-              </w:rPr>
-              <w:t>GET /api/plans/runs/{run_id}/stream -&gt; per-run SSE queue</w:t>
-            </w:r>
-          </w:p>
-        </w:tc>
-        <w:tc>
-          <w:tcPr>
-            <w:tcW w:type="dxa" w:w="3523"/>
-          </w:tcPr>
-          <w:p>
-            <w:pPr>
-              <w:spacing w:after="0" w:line="230" w:lineRule="auto"/>
-            </w:pPr>
-            <w:r>
-              <w:rPr>
-                <w:sz w:val="15"/>
-              </w:rPr>
-              <w:t>推送阶段进度和一个终态事件，前端再拉取 plan snapshot。</w:t>
-            </w:r>
-          </w:p>
-        </w:tc>
-      </w:tr>
-      <w:tr>
-        <w:tc>
-          <w:tcPr>
-            <w:tcW w:type="dxa" w:w="3523"/>
-          </w:tcPr>
-          <w:p>
-            <w:pPr>
-              <w:spacing w:after="0" w:line="230" w:lineRule="auto"/>
-            </w:pPr>
-            <w:r>
-              <w:rPr>
-                <w:sz w:val="15"/>
-              </w:rPr>
-              <w:t>只读规划</w:t>
-            </w:r>
-          </w:p>
-        </w:tc>
-        <w:tc>
-          <w:tcPr>
-            <w:tcW w:type="dxa" w:w="3523"/>
-          </w:tcPr>
-          <w:p>
-            <w:pPr>
-              <w:spacing w:after="0" w:line="230" w:lineRule="auto"/>
-            </w:pPr>
-            <w:r>
-              <w:rPr>
-                <w:sz w:val="15"/>
-              </w:rPr>
-              <w:t>PlanningPipeline -&gt; Agent tool adapters -&gt; LocalToolRegistry</w:t>
-            </w:r>
-          </w:p>
-        </w:tc>
-        <w:tc>
-          <w:tcPr>
-            <w:tcW w:type="dxa" w:w="3523"/>
-          </w:tcPr>
-          <w:p>
-            <w:pPr>
-              <w:spacing w:after="0" w:line="230" w:lineRule="auto"/>
-            </w:pPr>
-            <w:r>
-              <w:rPr>
-                <w:sz w:val="15"/>
-              </w:rPr>
-              <w:t>天气、地点检索、POI 详情、营业时间、可用性、路线、估价和备选比较。</w:t>
-            </w:r>
-          </w:p>
-        </w:tc>
-      </w:tr>
-      <w:tr>
-        <w:tc>
-          <w:tcPr>
-            <w:tcW w:type="dxa" w:w="3523"/>
-          </w:tcPr>
-          <w:p>
-            <w:pPr>
-              <w:spacing w:after="0" w:line="230" w:lineRule="auto"/>
-            </w:pPr>
-            <w:r>
-              <w:rPr>
-                <w:sz w:val="15"/>
-              </w:rPr>
-              <w:t>动作准备</w:t>
-            </w:r>
-          </w:p>
-        </w:tc>
-        <w:tc>
-          <w:tcPr>
-            <w:tcW w:type="dxa" w:w="3523"/>
-          </w:tcPr>
-          <w:p>
-            <w:pPr>
-              <w:spacing w:after="0" w:line="230" w:lineRule="auto"/>
-            </w:pPr>
-            <w:r>
-              <w:rPr>
-                <w:sz w:val="15"/>
-              </w:rPr>
-              <w:t>build_executable_actions -&gt; durable action ledger</w:t>
-            </w:r>
-          </w:p>
-        </w:tc>
-        <w:tc>
-          <w:tcPr>
-            <w:tcW w:type="dxa" w:w="3523"/>
-          </w:tcPr>
-          <w:p>
-            <w:pPr>
-              <w:spacing w:after="0" w:line="230" w:lineRule="auto"/>
-            </w:pPr>
-            <w:r>
-              <w:rPr>
-                <w:sz w:val="15"/>
-              </w:rPr>
-              <w:t>生成 grounded、幂等、需确认的 pending actions。</w:t>
-            </w:r>
-          </w:p>
-        </w:tc>
-      </w:tr>
-      <w:tr>
-        <w:tc>
-          <w:tcPr>
-            <w:tcW w:type="dxa" w:w="3523"/>
-          </w:tcPr>
-          <w:p>
-            <w:pPr>
-              <w:spacing w:after="0" w:line="230" w:lineRule="auto"/>
-            </w:pPr>
-            <w:r>
-              <w:rPr>
-                <w:sz w:val="15"/>
-              </w:rPr>
-              <w:t>人工确认</w:t>
-            </w:r>
-          </w:p>
-        </w:tc>
-        <w:tc>
-          <w:tcPr>
-            <w:tcW w:type="dxa" w:w="3523"/>
-          </w:tcPr>
-          <w:p>
-            <w:pPr>
-              <w:spacing w:after="0" w:line="230" w:lineRule="auto"/>
-            </w:pPr>
-            <w:r>
-              <w:rPr>
-                <w:sz w:val="15"/>
-              </w:rPr>
-              <w:t>POST /api/plans/{plan_id}/resume + selected action ids</w:t>
-            </w:r>
-          </w:p>
-        </w:tc>
-        <w:tc>
-          <w:tcPr>
-            <w:tcW w:type="dxa" w:w="3523"/>
-          </w:tcPr>
-          <w:p>
-            <w:pPr>
-              <w:spacing w:after="0" w:line="230" w:lineRule="auto"/>
-            </w:pPr>
-            <w:r>
-              <w:rPr>
-                <w:sz w:val="15"/>
-              </w:rPr>
-              <w:t>只领取被选中的 pending actions，记录执行状态并返回 receipts。</w:t>
-            </w:r>
-          </w:p>
-        </w:tc>
-      </w:tr>
-    </w:tbl>
     <w:p>
       <w:pPr>
-        <w:keepLines/>
+        <w:jc w:val="center"/>
+      </w:pPr>
+      <w:r>
+        <w:drawing>
+          <wp:inline xmlns:a="http://schemas.openxmlformats.org/drawingml/2006/main" xmlns:pic="http://schemas.openxmlformats.org/drawingml/2006/picture">
+            <wp:extent cx="5806440" cy="3354832"/>
+            <wp:docPr id="2" name="Picture 2"/>
+            <wp:cNvGraphicFramePr>
+              <a:graphicFrameLocks noChangeAspect="1"/>
+            </wp:cNvGraphicFramePr>
+            <a:graphic>
+              <a:graphicData uri="http://schemas.openxmlformats.org/drawingml/2006/picture">
+                <pic:pic>
+                  <pic:nvPicPr>
+                    <pic:cNvPr id="0" name="locallife-planning-flow.png"/>
+                    <pic:cNvPicPr/>
+                  </pic:nvPicPr>
+                  <pic:blipFill>
+                    <a:blip r:embed="rId11"/>
+                    <a:stretch>
+                      <a:fillRect/>
+                    </a:stretch>
+                  </pic:blipFill>
+                  <pic:spPr>
+                    <a:xfrm>
+                      <a:off x="0" y="0"/>
+                      <a:ext cx="5806440" cy="3354832"/>
+                    </a:xfrm>
+                    <a:prstGeom prst="rect"/>
+                  </pic:spPr>
+                </pic:pic>
+              </a:graphicData>
+            </a:graphic>
+          </wp:inline>
+        </w:drawing>
+      </w:r>
+    </w:p>
+    <w:p>
+      <w:pPr>
+        <w:spacing w:after="70"/>
       </w:pPr>
       <w:r>
         <w:rPr>
-          <w:rFonts w:ascii="Noto Sans SC" w:hAnsi="Noto Sans SC" w:eastAsia="Noto Sans SC"/>
-          <w:b w:val="0"/>
+          <w:rFonts w:ascii="Arial" w:hAnsi="Arial" w:eastAsia="Microsoft YaHei"/>
         </w:rPr>
-        <w:t>LocalToolRegistry.schemas() 标记工具是否有副作用及是否需要确认。副作用 payload 必须由选中 itinerary 和 candidate lookup 落地；没有 grounding 或身份不匹配的候选不会转成可执行 action。</w:t>
+        <w:t>`parse_intent` 要求远程 OpenAI-compatible LLM 输出结构化 `ParsedConstraints`，包含场景、起点、时间窗、同行人、偏好、硬约束和 required actions。目标过于模糊时返回 `needs_clarification`，LLM 未配置、超时或返回非法 JSON 时 fail-fast，避免伪造计划。`build_context` 补全天气和画像上下文；活动、餐厅、散步点三个搜索节点并行读取本地 catalog，并按天气安全性、半径、标签和偏好过滤。</w:t>
+      </w:r>
+    </w:p>
+    <w:p>
+      <w:pPr>
+        <w:spacing w:after="70"/>
+      </w:pPr>
+      <w:r>
+        <w:rPr>
+          <w:rFonts w:ascii="Arial" w:hAnsi="Arial" w:eastAsia="Microsoft YaHei"/>
+        </w:rPr>
+        <w:t>排序、校验、恢复由三个专用 Agent 分工。`RankerAgent` 对候选做多目标选择，可查看 POI 详情和可用性；`ValidatorAgent` 检查营业时间、餐厅容量、天气风险、路线效率和约束匹配；`RecoveryAgent` 在阻塞问题出现时只替换冲突节点，再回到排序与排程链路。Agent 推理失败时系统保留规则 fallback，恢复循环最多 3 次，最终由业务校验决定 revision 是 `ready`、`pending_approval` 还是 `validation_failed`。</w:t>
+      </w:r>
+    </w:p>
+    <w:p>
+      <w:r>
+        <w:br w:type="page"/>
       </w:r>
     </w:p>
     <w:p>
       <w:pPr>
         <w:pStyle w:val="Heading1"/>
-        <w:keepLines/>
-        <w:pageBreakBefore w:val="0"/>
+      </w:pPr>
+      <w:r>
+        <w:t>4. 执行安全与可观测性</w:t>
+      </w:r>
+    </w:p>
+    <w:p>
+      <w:pPr>
+        <w:spacing w:after="70"/>
       </w:pPr>
       <w:r>
         <w:rPr>
-          <w:rFonts w:ascii="Noto Sans SC" w:hAnsi="Noto Sans SC" w:eastAsia="Noto Sans SC"/>
-          <w:b w:val="0"/>
+          <w:rFonts w:ascii="Arial" w:hAnsi="Arial" w:eastAsia="Microsoft YaHei"/>
         </w:rPr>
-        <w:t>4. 异常处理机制</w:t>
+        <w:t>系统明确区分只读 planning 工具和有副作用 action 工具。天气、搜索、路线、估价、营业时间和校验工具只读；`reserve_activity`、`create_reservation`、`claim_coupon`、`create_order`、`send_plan_message`、`create_calendar_event` 全部标记为 `side_effect=true` 且 `requires_confirmation=true`。规划阶段只生成 pending actions，不执行任何副作用。</w:t>
       </w:r>
     </w:p>
-    <w:tbl>
-      <w:tblPr>
-        <w:tblW w:type="auto" w:w="0"/>
-        <w:jc w:val="center"/>
-        <w:tblLayout w:type="fixed"/>
-        <w:tblLook w:firstColumn="1" w:firstRow="1" w:lastColumn="0" w:lastRow="0" w:noHBand="0" w:noVBand="1" w:val="04A0"/>
-        <w:tblBorders>
-          <w:top w:val="single" w:sz="4" w:space="0" w:color="D9E5F2"/>
-          <w:left w:val="single" w:sz="4" w:space="0" w:color="D9E5F2"/>
-          <w:bottom w:val="single" w:sz="4" w:space="0" w:color="D9E5F2"/>
-          <w:right w:val="single" w:sz="4" w:space="0" w:color="D9E5F2"/>
-          <w:insideH w:val="single" w:sz="4" w:space="0" w:color="D9E5F2"/>
-          <w:insideV w:val="single" w:sz="4" w:space="0" w:color="D9E5F2"/>
-        </w:tblBorders>
-      </w:tblPr>
-      <w:tblGrid>
-        <w:gridCol w:w="5285"/>
-        <w:gridCol w:w="5285"/>
-      </w:tblGrid>
-      <w:tr>
-        <w:tc>
-          <w:tcPr>
-            <w:tcW w:type="dxa" w:w="1944"/>
-            <w:vAlign w:val="center"/>
-            <w:tcMar>
-              <w:top w:w="48" w:type="dxa"/>
-              <w:start w:w="66" w:type="dxa"/>
-              <w:bottom w:w="48" w:type="dxa"/>
-              <w:end w:w="66" w:type="dxa"/>
-            </w:tcMar>
-            <w:shd w:fill="EAF2FA"/>
-          </w:tcPr>
-          <w:p>
-            <w:pPr>
-              <w:spacing w:after="0" w:line="230" w:lineRule="auto"/>
-            </w:pPr>
-            <w:r>
-              <w:rPr>
-                <w:rFonts w:ascii="Noto Sans SC" w:hAnsi="Noto Sans SC" w:eastAsia="Noto Sans SC"/>
-                <w:b/>
-                <w:color w:val="1F4E79"/>
-                <w:sz w:val="15"/>
-              </w:rPr>
-              <w:t>风险类别</w:t>
-            </w:r>
-          </w:p>
-        </w:tc>
-        <w:tc>
-          <w:tcPr>
-            <w:tcW w:type="dxa" w:w="7848"/>
-            <w:vAlign w:val="center"/>
-            <w:tcMar>
-              <w:top w:w="48" w:type="dxa"/>
-              <w:start w:w="66" w:type="dxa"/>
-              <w:bottom w:w="48" w:type="dxa"/>
-              <w:end w:w="66" w:type="dxa"/>
-            </w:tcMar>
-            <w:shd w:fill="EAF2FA"/>
-          </w:tcPr>
-          <w:p>
-            <w:pPr>
-              <w:spacing w:after="0" w:line="230" w:lineRule="auto"/>
-            </w:pPr>
-            <w:r>
-              <w:rPr>
-                <w:rFonts w:ascii="Noto Sans SC" w:hAnsi="Noto Sans SC" w:eastAsia="Noto Sans SC"/>
-                <w:b/>
-                <w:color w:val="1F4E79"/>
-                <w:sz w:val="15"/>
-              </w:rPr>
-              <w:t>当前机制</w:t>
-            </w:r>
-          </w:p>
-        </w:tc>
-      </w:tr>
-      <w:tr>
-        <w:tc>
-          <w:tcPr>
-            <w:tcW w:type="dxa" w:w="5285"/>
-          </w:tcPr>
-          <w:p>
-            <w:pPr>
-              <w:spacing w:after="0" w:line="230" w:lineRule="auto"/>
-            </w:pPr>
-            <w:r>
-              <w:rPr>
-                <w:sz w:val="15"/>
-              </w:rPr>
-              <w:t>入口与运行失败</w:t>
-            </w:r>
-          </w:p>
-        </w:tc>
-        <w:tc>
-          <w:tcPr>
-            <w:tcW w:type="dxa" w:w="5285"/>
-          </w:tcPr>
-          <w:p>
-            <w:pPr>
-              <w:spacing w:after="0" w:line="230" w:lineRule="auto"/>
-            </w:pPr>
-            <w:r>
-              <w:rPr>
-                <w:sz w:val="15"/>
-              </w:rPr>
-              <w:t>空目标、非法 JSON、decision/phase 错误和未知 plan/run 映射为稳定 API 错误；LLM 意图解析 fail-fast；worker 抛错发送终态 SSE failed，缺少必需候选也终止构建。</w:t>
-            </w:r>
-          </w:p>
-        </w:tc>
-      </w:tr>
-      <w:tr>
-        <w:tc>
-          <w:tcPr>
-            <w:tcW w:type="dxa" w:w="5285"/>
-          </w:tcPr>
-          <w:p>
-            <w:pPr>
-              <w:spacing w:after="0" w:line="230" w:lineRule="auto"/>
-            </w:pPr>
-            <w:r>
-              <w:rPr>
-                <w:sz w:val="15"/>
-              </w:rPr>
-              <w:t>可行性与 Agent 不确定性</w:t>
-            </w:r>
-          </w:p>
-        </w:tc>
-        <w:tc>
-          <w:tcPr>
-            <w:tcW w:type="dxa" w:w="5285"/>
-          </w:tcPr>
-          <w:p>
-            <w:pPr>
-              <w:spacing w:after="0" w:line="230" w:lineRule="auto"/>
-            </w:pPr>
-            <w:r>
-              <w:rPr>
-                <w:sz w:val="15"/>
-              </w:rPr>
-              <w:t>排序、校验、恢复分别有确定性、规则、启发式 fallback；Validator 触发有界 recovery；持久化前业务校验可把不可审批计划落成 validation_failed。</w:t>
-            </w:r>
-          </w:p>
-        </w:tc>
-      </w:tr>
-      <w:tr>
-        <w:tc>
-          <w:tcPr>
-            <w:tcW w:type="dxa" w:w="5285"/>
-          </w:tcPr>
-          <w:p>
-            <w:pPr>
-              <w:spacing w:after="0" w:line="230" w:lineRule="auto"/>
-            </w:pPr>
-            <w:r>
-              <w:rPr>
-                <w:sz w:val="15"/>
-              </w:rPr>
-              <w:t>执行与流式安全</w:t>
-            </w:r>
-          </w:p>
-        </w:tc>
-        <w:tc>
-          <w:tcPr>
-            <w:tcW w:type="dxa" w:w="5285"/>
-          </w:tcPr>
-          <w:p>
-            <w:pPr>
-              <w:spacing w:after="0" w:line="230" w:lineRule="auto"/>
-            </w:pPr>
-            <w:r>
-              <w:rPr>
-                <w:sz w:val="15"/>
-              </w:rPr>
-              <w:t>敏感工具需确认，selected pending action ids 原子领取，idempotency key、receipts 和 phase transitions 支持审计；per-run queue 用 sentinel 关闭，SSE 有 timeout/cancel，完成 run 可回退 repository-backed events。</w:t>
-            </w:r>
-          </w:p>
-        </w:tc>
-      </w:tr>
-    </w:tbl>
     <w:p>
       <w:pPr>
-        <w:keepLines/>
+        <w:spacing w:after="70"/>
       </w:pPr>
       <w:r>
         <w:rPr>
-          <w:rFonts w:ascii="Noto Sans SC" w:hAnsi="Noto Sans SC" w:eastAsia="Noto Sans SC"/>
-          <w:b w:val="0"/>
+          <w:rFonts w:ascii="Arial" w:hAnsi="Arial" w:eastAsia="Microsoft YaHei"/>
         </w:rPr>
-        <w:t>因此系统把表达力留给 Planning，把控制点放在图边界：先结构化约束再检索，先校验再审批，先 durable action state 再暴露副作用结果。</w:t>
+        <w:t>`build_executable_actions` 只允许从已选 itinerary 和 grounded candidate lookup 生成动作；缺少 place/shop grounding、时间不一致、人数不匹配、payload 缺字段或候选身份不一致时，`validate_revision_for_approval` 会阻断审批。执行通过 `resume` 原子领取用户勾选的 `action_id`，SQLite `begin immediate`、稳定 idempotency key、action attempts 和 receipts 共同保证重复点击、部分完成和审计追踪可控。</w:t>
+      </w:r>
+    </w:p>
+    <w:p>
+      <w:pPr>
+        <w:spacing w:after="70"/>
+      </w:pPr>
+      <w:r>
+        <w:rPr>
+          <w:rFonts w:ascii="Arial" w:hAnsi="Arial" w:eastAsia="Microsoft YaHei"/>
+        </w:rPr>
+        <w:t>可观测性贯穿前后端。LangGraph 每个阶段写入 trace span 和 tool call summary；SSE 优先使用 per-run queue 推送实时进度，队列不存在时回退到 repository-backed event，刷新页面仍可恢复最终状态。前端 Evidence 和 Trace 面板让评审能看到“为什么推荐、调用了什么、哪里被校验、哪些动作等待确认”。</w:t>
+      </w:r>
+    </w:p>
+    <w:p>
+      <w:pPr>
+        <w:pStyle w:val="Heading1"/>
+      </w:pPr>
+      <w:r>
+        <w:t>5. 价值与验证</w:t>
+      </w:r>
+    </w:p>
+    <w:p>
+      <w:pPr>
+        <w:spacing w:after="70"/>
+      </w:pPr>
+      <w:r>
+        <w:rPr>
+          <w:rFonts w:ascii="Arial" w:hAnsi="Arial" w:eastAsia="Microsoft YaHei"/>
+        </w:rPr>
+        <w:t>本项目的核心亮点是把 LLM 的开放表达能力收束到可验证的业务边界内：先结构化约束，再检索排序；先校验落库，再人工确认；先幂等领取，再返回回执。它既能展示自然语言智能体的灵活性，也能展示真实产品所需的安全、可解释和可恢复能力。</w:t>
+      </w:r>
+    </w:p>
+    <w:p>
+      <w:pPr>
+        <w:spacing w:after="70"/>
+      </w:pPr>
+      <w:r>
+        <w:rPr>
+          <w:rFonts w:ascii="Arial" w:hAnsi="Arial" w:eastAsia="Microsoft YaHei"/>
+        </w:rPr>
+        <w:t>测试覆盖按产品闭环设计：契约测试固定前后端数据结构；后端测试覆盖 API、SSE、Graph 状态迁移、Pipeline、Agent 工具、业务校验、action policy、durable ledger、用户画像和本地供给；前端测试覆盖状态机、结果页、澄清页、Action Ledger、Trace、地图和响应式体验。整体实现适合现场演示，也保留了后续替换真实地图、真实美团供给、真实消息/日历/预约适配器的清晰边界。</w:t>
       </w:r>
     </w:p>
     <w:sectPr>
+      <w:headerReference w:type="default" r:id="rId9"/>
+      <w:footerReference w:type="default" r:id="rId12"/>
       <w:pgSz w:w="12240" w:h="15840"/>
-      <w:pgMar w:top="648" w:right="835" w:bottom="605" w:left="835" w:header="720" w:footer="720" w:gutter="0"/>
+      <w:pgMar w:top="792" w:right="936" w:bottom="792" w:left="936" w:header="360" w:footer="360" w:gutter="0"/>
       <w:cols w:space="720"/>
       <w:docGrid w:linePitch="360"/>
     </w:sectPr>
   </w:body>
 </w:document>
+</file>
+
+<file path=word/footer1.xml><?xml version="1.0" encoding="utf-8"?>
+<w:ftr xmlns:m="http://schemas.openxmlformats.org/officeDocument/2006/math" xmlns:mc="http://schemas.openxmlformats.org/markup-compatibility/2006" xmlns:mo="http://schemas.microsoft.com/office/mac/office/2008/main" xmlns:mv="urn:schemas-microsoft-com:mac:vml" xmlns:o="urn:schemas-microsoft-com:office:office" xmlns:r="http://schemas.openxmlformats.org/officeDocument/2006/relationships" xmlns:v="urn:schemas-microsoft-com:vml" xmlns:w10="urn:schemas-microsoft-com:office:word" xmlns:w14="http://schemas.microsoft.com/office/word/2010/wordml" xmlns:w="http://schemas.openxmlformats.org/wordprocessingml/2006/main" xmlns:wne="http://schemas.microsoft.com/office/word/2006/wordml" xmlns:wp14="http://schemas.microsoft.com/office/word/2010/wordprocessingDrawing" xmlns:wp="http://schemas.openxmlformats.org/drawingml/2006/wordprocessingDrawing" xmlns:wpc="http://schemas.microsoft.com/office/word/2010/wordprocessingCanvas" xmlns:wpg="http://schemas.microsoft.com/office/word/2010/wordprocessingGroup" xmlns:wpi="http://schemas.microsoft.com/office/word/2010/wordprocessingInk" xmlns:wps="http://schemas.microsoft.com/office/word/2010/wordprocessingShape" mc:Ignorable="w14 wp14">
+  <w:p>
+    <w:pPr>
+      <w:pStyle w:val="Footer"/>
+      <w:jc w:val="center"/>
+    </w:pPr>
+    <w:r>
+      <w:rPr>
+        <w:rFonts w:ascii="Arial" w:hAnsi="Arial" w:eastAsia="Microsoft YaHei"/>
+        <w:color w:val="667085"/>
+        <w:sz w:val="16"/>
+      </w:rPr>
+      <w:t>远程 LLM 理解开放需求，本地工具保证稳定演示，人工确认控制副作用。</w:t>
+    </w:r>
+  </w:p>
+</w:ftr>
+</file>
+
+<file path=word/header1.xml><?xml version="1.0" encoding="utf-8"?>
+<w:hdr xmlns:m="http://schemas.openxmlformats.org/officeDocument/2006/math" xmlns:mc="http://schemas.openxmlformats.org/markup-compatibility/2006" xmlns:mo="http://schemas.microsoft.com/office/mac/office/2008/main" xmlns:mv="urn:schemas-microsoft-com:mac:vml" xmlns:o="urn:schemas-microsoft-com:office:office" xmlns:r="http://schemas.openxmlformats.org/officeDocument/2006/relationships" xmlns:v="urn:schemas-microsoft-com:vml" xmlns:w10="urn:schemas-microsoft-com:office:word" xmlns:w14="http://schemas.microsoft.com/office/word/2010/wordml" xmlns:w="http://schemas.openxmlformats.org/wordprocessingml/2006/main" xmlns:wne="http://schemas.microsoft.com/office/word/2006/wordml" xmlns:wp14="http://schemas.microsoft.com/office/word/2010/wordprocessingDrawing" xmlns:wp="http://schemas.openxmlformats.org/drawingml/2006/wordprocessingDrawing" xmlns:wpc="http://schemas.microsoft.com/office/word/2010/wordprocessingCanvas" xmlns:wpg="http://schemas.microsoft.com/office/word/2010/wordprocessingGroup" xmlns:wpi="http://schemas.microsoft.com/office/word/2010/wordprocessingInk" xmlns:wps="http://schemas.microsoft.com/office/word/2010/wordprocessingShape" mc:Ignorable="w14 wp14">
+  <w:p>
+    <w:pPr>
+      <w:pStyle w:val="Header"/>
+      <w:jc w:val="right"/>
+    </w:pPr>
+    <w:r>
+      <w:rPr>
+        <w:rFonts w:ascii="Arial" w:hAnsi="Arial"/>
+        <w:color w:val="667085"/>
+        <w:sz w:val="16"/>
+      </w:rPr>
+      <w:t>LocalLife-Agent | Hackathon Design</w:t>
+    </w:r>
+  </w:p>
+</w:hdr>
 </file>
 
 <file path=word/numbering.xml><?xml version="1.0" encoding="utf-8"?>
@@ -1165,11 +698,13 @@
     <w:qFormat/>
     <w:rsid w:val="00FC693F"/>
     <w:pPr>
-      <w:spacing w:after="32" w:line="240" w:lineRule="auto"/>
+      <w:spacing w:before="0" w:after="70" w:line="250" w:lineRule="auto"/>
     </w:pPr>
     <w:rPr>
-      <w:rFonts w:ascii="Noto Sans SC" w:hAnsi="Noto Sans SC" w:eastAsia="Noto Sans SC"/>
-      <w:sz w:val="17"/>
+      <w:rFonts w:ascii="Arial" w:hAnsi="Arial" w:eastAsia="Microsoft YaHei"/>
+      <w:b w:val="0"/>
+      <w:color w:val="111827"/>
+      <w:sz w:val="18"/>
     </w:rPr>
   </w:style>
   <w:style w:type="paragraph" w:styleId="Header">
@@ -1227,15 +762,15 @@
     <w:pPr>
       <w:keepNext/>
       <w:keepLines/>
-      <w:spacing w:before="70" w:after="36"/>
+      <w:spacing w:before="120" w:after="40" w:line="240" w:lineRule="auto"/>
       <w:outlineLvl w:val="0"/>
     </w:pPr>
     <w:rPr>
-      <w:rFonts w:asciiTheme="majorHAnsi" w:eastAsiaTheme="majorEastAsia" w:hAnsiTheme="majorHAnsi" w:cstheme="majorBidi" w:ascii="Noto Sans SC" w:hAnsi="Noto Sans SC" w:eastAsia="Noto Sans SC"/>
+      <w:rFonts w:asciiTheme="majorHAnsi" w:eastAsiaTheme="majorEastAsia" w:hAnsiTheme="majorHAnsi" w:cstheme="majorBidi" w:ascii="Arial" w:hAnsi="Arial" w:eastAsia="Microsoft YaHei"/>
       <w:b/>
       <w:bCs/>
-      <w:color w:val="1F4E79"/>
-      <w:sz w:val="24"/>
+      <w:color w:val="0B2545"/>
+      <w:sz w:val="26"/>
       <w:szCs w:val="28"/>
     </w:rPr>
   </w:style>
@@ -1516,16 +1051,15 @@
       <w:pBdr>
         <w:bottom w:val="single" w:sz="8" w:space="4" w:color="4F81BD" w:themeColor="accent1"/>
       </w:pBdr>
-      <w:spacing w:after="90" w:line="240" w:lineRule="auto"/>
+      <w:spacing w:after="300" w:line="240" w:lineRule="auto"/>
       <w:contextualSpacing/>
     </w:pPr>
     <w:rPr>
-      <w:rFonts w:asciiTheme="majorHAnsi" w:eastAsiaTheme="majorEastAsia" w:hAnsiTheme="majorHAnsi" w:cstheme="majorBidi" w:ascii="Noto Sans SC" w:hAnsi="Noto Sans SC" w:eastAsia="Noto Sans SC"/>
-      <w:b/>
-      <w:color w:val="1F4E79"/>
+      <w:rFonts w:asciiTheme="majorHAnsi" w:eastAsiaTheme="majorEastAsia" w:hAnsiTheme="majorHAnsi" w:cstheme="majorBidi"/>
+      <w:color w:val="17365D" w:themeColor="text2" w:themeShade="BF"/>
       <w:spacing w:val="5"/>
       <w:kern w:val="28"/>
-      <w:sz w:val="36"/>
+      <w:sz w:val="52"/>
       <w:szCs w:val="52"/>
     </w:rPr>
   </w:style>
